--- a/storage/templates/normalized-docx/BM-186/BM-186_normalized.docx
+++ b/storage/templates/normalized-docx/BM-186/BM-186_normalized.docx
@@ -979,7 +979,7 @@
         <w:rPr>
           <w:rFonts w:cs="Times New Roman" w:ascii="Times New Roman" w:hAnsi="Times New Roman"/>
         </w:rPr>
-        <w:t>{{document.field}}</w:t>
+        <w:t>{{document.fullDocumentCode}}</w:t>
       </w:r>
     </w:p>
     <w:p>
@@ -1077,7 +1077,7 @@
         <w:rPr>
           <w:rFonts w:cs="Times New Roman" w:ascii="Times New Roman" w:hAnsi="Times New Roman"/>
         </w:rPr>
-        <w:t>{{recipients.field}}</w:t>
+        <w:t>{{recipients.personLine2}}</w:t>
       </w:r>
     </w:p>
     <w:p>
@@ -1093,7 +1093,7 @@
         <w:rPr>
           <w:rFonts w:cs="Times New Roman" w:ascii="Times New Roman" w:hAnsi="Times New Roman"/>
         </w:rPr>
-        <w:t>{{recipients.field}}</w:t>
+        <w:t>{{recipients.personLine3}}</w:t>
       </w:r>
       <w:r>
         <w:rPr>
@@ -1105,9 +1105,9 @@
         <w:rPr>
           <w:rFonts w:cs="Times New Roman" w:ascii="Times New Roman" w:hAnsi="Times New Roman"/>
         </w:rPr>
-        <w:t>{{recipients.field}}</w:t>
+        <w:t>{{recipients.personLine4}}</w:t>
         <w:tab/>
-        <w:t>{{recipients.field}}</w:t>
+        <w:t>{{recipients.personLine5}}</w:t>
       </w:r>
     </w:p>
     <w:p>
@@ -1123,9 +1123,9 @@
         <w:rPr>
           <w:rFonts w:cs="Times New Roman" w:ascii="Times New Roman" w:hAnsi="Times New Roman"/>
         </w:rPr>
-        <w:t>{{recipients.field}}</w:t>
+        <w:t>{{recipients.personLine6}}</w:t>
         <w:tab/>
-        <w:t>{{recipients.field}}</w:t>
+        <w:t>{{recipients.personLine7}}</w:t>
       </w:r>
     </w:p>
     <w:p>
@@ -1141,7 +1141,7 @@
         <w:rPr>
           <w:rFonts w:cs="Times New Roman" w:ascii="Times New Roman" w:hAnsi="Times New Roman"/>
         </w:rPr>
-        <w:t>{{recipients.field}}</w:t>
+        <w:t>{{recipients.personLine8}}</w:t>
       </w:r>
     </w:p>
     <w:p>
@@ -1157,7 +1157,7 @@
         <w:rPr>
           <w:rFonts w:cs="Times New Roman" w:ascii="Times New Roman" w:hAnsi="Times New Roman"/>
         </w:rPr>
-        <w:t>{{recipients.field}}</w:t>
+        <w:t>{{recipients.personLine9}}</w:t>
       </w:r>
     </w:p>
     <w:p>
@@ -1173,7 +1173,7 @@
         <w:rPr>
           <w:rFonts w:cs="Times New Roman" w:ascii="Times New Roman" w:hAnsi="Times New Roman"/>
         </w:rPr>
-        <w:t>{{recipients.field}}</w:t>
+        <w:t>{{recipients.personLine10}}</w:t>
       </w:r>
       <w:r>
         <w:rPr>
@@ -1185,7 +1185,7 @@
         <w:rPr>
           <w:rFonts w:cs="Times New Roman" w:ascii="Times New Roman" w:hAnsi="Times New Roman"/>
         </w:rPr>
-        <w:t>{{recipients.field}}</w:t>
+        <w:t>{{recipients.personLine11}}</w:t>
       </w:r>
       <w:r>
         <w:rPr>
@@ -1197,7 +1197,7 @@
         <w:rPr>
           <w:rFonts w:cs="Times New Roman" w:ascii="Times New Roman" w:hAnsi="Times New Roman"/>
         </w:rPr>
-        <w:t>{{recipients.field}}</w:t>
+        <w:t>{{recipients.personLine12}}</w:t>
       </w:r>
     </w:p>
     <w:p>
@@ -1237,7 +1237,7 @@
         <w:rPr>
           <w:rFonts w:cs="Times New Roman" w:ascii="Times New Roman" w:hAnsi="Times New Roman"/>
         </w:rPr>
-        <w:t>{{document.field}}</w:t>
+        <w:t>{{document.issueDate}}</w:t>
       </w:r>
     </w:p>
     <w:p>
@@ -1265,7 +1265,7 @@
         <w:rPr>
           <w:rFonts w:cs="Times New Roman" w:ascii="Times New Roman" w:hAnsi="Times New Roman"/>
         </w:rPr>
-        <w:t>{{recipients.field}}</w:t>
+        <w:t>{{recipients.personLine13}}</w:t>
       </w:r>
     </w:p>
     <w:p>
@@ -1293,7 +1293,7 @@
         <w:rPr>
           <w:rFonts w:cs="Times New Roman" w:ascii="Times New Roman" w:hAnsi="Times New Roman"/>
         </w:rPr>
-        <w:t>{{recipients.field}}</w:t>
+        <w:t>{{recipients.personLine14}}</w:t>
       </w:r>
     </w:p>
     <w:p>
@@ -1309,7 +1309,7 @@
         <w:rPr>
           <w:rFonts w:cs="Times New Roman" w:ascii="Times New Roman" w:hAnsi="Times New Roman"/>
         </w:rPr>
-        <w:t>{{recipients.field}}</w:t>
+        <w:t>{{recipients.personLine15}}</w:t>
       </w:r>
     </w:p>
     <w:p>
@@ -1339,7 +1339,7 @@
         <w:rPr>
           <w:rFonts w:cs="Times New Roman" w:ascii="Times New Roman" w:hAnsi="Times New Roman"/>
         </w:rPr>
-        <w:t>{{document.field}}</w:t>
+        <w:t>{{document.issuePlace}}</w:t>
       </w:r>
     </w:p>
     <w:p>
@@ -1367,7 +1367,7 @@
         <w:rPr>
           <w:rFonts w:cs="Times New Roman" w:ascii="Times New Roman" w:hAnsi="Times New Roman"/>
         </w:rPr>
-        <w:t>{{document.field}}</w:t>
+        <w:t>{{document.reasonLine}}</w:t>
       </w:r>
     </w:p>
     <w:p>
@@ -1583,7 +1583,7 @@
                 <w:bCs/>
                 <w:sz w:val="24"/>
               </w:rPr>
-              <w:t>{{recipients.field}}</w:t>
+              <w:t>{{recipients.personLine15}}</w:t>
             </w:r>
             <w:r>
               <w:rPr>
